--- a/ladeklar/docs/recht/pdf/BETRIEBSVEREINBARUNG_MUSTER.docx
+++ b/ladeklar/docs/recht/pdf/BETRIEBSVEREINBARUNG_MUSTER.docx
@@ -350,15 +350,15 @@
         <w:pStyle w:val="BodyText"/>
       </w:pPr>
       <w:r>
-        <w:t xml:space="preserve">(2) Verarbeitet werden insbesondere: Stammdaten (Name, Handynummer, Sprache, Führerscheinklasse), gewähltes Fahrzeug, Statusmeldungen mit Zeitpunkt, Ankunftszeiten [falls eingeschaltet], Fotos und Dokumente, Notizen und Problemmeldungen, Empfängerangaben und Unterschriften, Standort beim Statuswechsel [falls eingeschaltet], technische Daten (Anmeldungen, Protokoll).</w:t>
-      </w:r>
-    </w:p>
-    <w:p>
-      <w:pPr>
-        <w:pStyle w:val="BodyText"/>
-      </w:pPr>
-      <w:r>
-        <w:t xml:space="preserve">(3) Die Daten werden beim Anbieter [Firma] als Auftragsverarbeiter in Rechenzentren in Deutschland gespeichert. Der Anbieter hat keine Einsicht in die Auftragsdaten. Support-Zugriffe sind nur nach Freigabe durch einen Admin des Arbeitgebers möglich, zeitlich begrenzt und protokolliert. Der Betriebsrat erhält den Auftragsverarbeitungsvertrag und die technischen und organisatorischen Maßnahmen zur Einsicht.</w:t>
+        <w:t xml:space="preserve">(2) Verarbeitet werden insbesondere: Stammdaten (Name, Handynummer, Sprache, Führerscheinklasse), gewähltes Fahrzeug, Statusmeldungen mit Zeitpunkt (Zeitpunkt des Tippens auf dem Gerät, bei späterem Eingang zusätzlich die Eingangszeit), Ankunftszeiten [falls eingeschaltet], Fotos und Dokumente, Notizen und Problemmeldungen, Empfängerangaben und Unterschriften, Standort beim Statuswechsel und beim Melden eines Problems [falls eingeschaltet], technische Daten (Anmeldungen und Fehlversuche mit IP-Adresse, Protokoll).</w:t>
+      </w:r>
+    </w:p>
+    <w:p>
+      <w:pPr>
+        <w:pStyle w:val="BodyText"/>
+      </w:pPr>
+      <w:r>
+        <w:t xml:space="preserve">(3) Die Daten werden beim Anbieter [Firma] als Auftragsverarbeiter in Rechenzentren in Deutschland gespeichert. Der Anbieter hat keine Einsicht in die Auftragsdaten. Ein Admin des Arbeitgebers kann einen Support-Zugriff für 24 Stunden freigeben; Freigabe und vorzeitiges Ende werden protokolliert. Einen Support-Modus, der dem Anbieter Einsicht gibt, hat die Plattform derzeit nicht. Der Betriebsrat erhält den Auftragsverarbeitungsvertrag und die technischen und organisatorischen Maßnahmen zur Einsicht.</w:t>
       </w:r>
     </w:p>
     <w:bookmarkEnd w:id="23"/>
@@ -416,7 +416,7 @@
         <w:t xml:space="preserve"> </w:t>
       </w:r>
       <w:r>
-        <w:t xml:space="preserve">[Alternative A: Die Funktion wird nicht eingeschaltet.] [Alternative B: Die Funktion wird eingeschaltet. Der Standort wird nur im Moment eines Statuswechsels abgefragt, den der Fahrer selbst auslöst, und nur, wenn der Fahrer die Standortfreigabe im Gerät erteilt hat. Die Freigabe ist freiwillig. Die App funktioniert ohne Standort vollständig. Aus der Verweigerung oder dem Widerruf der Freigabe dürfen dem Beschäftigten keine Nachteile entstehen.]</w:t>
+        <w:t xml:space="preserve">[Alternative A: Die Funktion wird nicht eingeschaltet.] [Alternative B: Die Funktion wird eingeschaltet. Der Standort wird nur beim Tippen auf einen Statusschritt oder beim Melden eines Problems abgefragt, also bei einer Meldung, die der Fahrer selbst auslöst, und nur, wenn der Fahrer in der App zugestimmt („Ja, teilen“) und die Standortfreigabe im Gerät erteilt hat. Die Zustimmung ist freiwillig und in der App unter „Mehr“ jederzeit abschaltbar. Die App funktioniert ohne Standort vollständig. Die Plattform löscht die Koordinaten nach 90 Tagen. Bis dahin sieht die Disposition sie im Verlauf der Lieferung und im Abliefernachweis. Aus der Verweigerung oder dem Widerruf der Zustimmung dürfen dem Beschäftigten keine Nachteile entstehen.]</w:t>
       </w:r>
     </w:p>
     <w:p>
@@ -464,7 +464,7 @@
         <w:t xml:space="preserve"> </w:t>
       </w:r>
       <w:r>
-        <w:t xml:space="preserve">[Die Fahrsperre wird eingeschaltet.] Sie dient dem Arbeits- und Gesundheitsschutz (§ 23 Abs. 1a StVO). Die dafür ausgewerteten Positionen werden nur im Gerät verarbeitet, nicht gespeichert und nicht übertragen. Eine Auswertung, wann und wie oft die Fahrsperre ausgelöst hat, findet nicht statt.</w:t>
+        <w:t xml:space="preserve">[Die Fahrsperre bleibt eingeschaltet (Voreinstellung der Plattform). / Die Fahrsperre wird ausgeschaltet.] Sie dient dem Arbeits- und Gesundheitsschutz (§ 23 Abs. 1a StVO). Sie ist unabhängig von Abs. 2 und braucht nur die Standortfreigabe im Gerät; die App bittet den Fahrer einmal mit einer Erklärung darum. Die dafür ausgewerteten Positionen werden nur im Gerät verarbeitet, nicht gespeichert und nicht übertragen. Eine Auswertung, wann und wie oft die Fahrsperre ausgelöst hat, findet nicht statt; die Plattform zeichnet das nicht auf.</w:t>
       </w:r>
     </w:p>
     <w:p>
@@ -488,7 +488,7 @@
         <w:t xml:space="preserve"> </w:t>
       </w:r>
       <w:r>
-        <w:t xml:space="preserve">Die App entfernt beim Verkleinern von Fotos die Standort-Metadaten.</w:t>
+        <w:t xml:space="preserve">Die App entfernt beim Verkleinern von Fotos die Standort-Metadaten. PDF-Dateien lädt sie unverändert hoch.</w:t>
       </w:r>
     </w:p>
     <w:bookmarkEnd w:id="24"/>
@@ -622,7 +622,7 @@
         <w:pStyle w:val="FirstParagraph"/>
       </w:pPr>
       <w:r>
-        <w:t xml:space="preserve">(3) Berichte über Lieferungen je Fahrer und Monat, Pünktlichkeit und Standzeiten werden [nur in anonymisierter bzw. aggregierter Form für die Tourenplanung und für Gespräche mit Auftraggebern genutzt / nicht genutzt]. [Die Berichtsfunktion „je Fahrer“ wird für Disponenten gesperrt.]</w:t>
+        <w:t xml:space="preserve">(3) Berichte über Lieferungen je Fahrer und Monat, Pünktlichkeit und Standzeiten werden [nur in anonymisierter bzw. aggregierter Form für die Tourenplanung und für Gespräche mit Auftraggebern genutzt / nicht genutzt]. [Die Einstellung „Auswertungen je Fahrer anzeigen“ wird ausgeschaltet; die Plattform zeigt dann weder Admins noch Disponenten Auswertungen je Fahrer, auch nicht im CSV-Download des Berichts.] Die Berichte je Auftraggeber und je Lade- bzw. Entladestelle enthalten keine Namen von Beschäftigten und bleiben verfügbar.</w:t>
       </w:r>
     </w:p>
     <w:p>
@@ -787,7 +787,7 @@
               <w:jc w:val="left"/>
             </w:pPr>
             <w:r>
-              <w:t xml:space="preserve">alle Daten des Betriebs, Einstellungen, Export, Support-Freigabe</w:t>
+              <w:t xml:space="preserve">alle Daten des Betriebs, Einstellungen, vollständiger Export, Protokoll, Löschen von Personen, Support-Freigabe</w:t>
             </w:r>
           </w:p>
         </w:tc>
@@ -825,7 +825,7 @@
               <w:jc w:val="left"/>
             </w:pPr>
             <w:r>
-              <w:t xml:space="preserve">Lieferungen, Live-Übersicht, Verlauf, Fahrer- und Fahrzeugverwaltung ohne Löschen von Fahrern und ohne Export</w:t>
+              <w:t xml:space="preserve">Lieferungen, Live-Übersicht, Verlauf, Berichte, Fahrer- und Fahrzeugverwaltung (Fahrer anlegen, ändern, sperren, PIN zurücksetzen; Fahrzeuge anlegen, ändern, löschen) ohne Löschen von Personen und ohne vollständigen Export; Download der Lieferliste und der Berichte als CSV</w:t>
             </w:r>
           </w:p>
         </w:tc>
@@ -863,7 +863,7 @@
               <w:jc w:val="left"/>
             </w:pPr>
             <w:r>
-              <w:t xml:space="preserve">eigene und für alle freigegebene Lieferungen, eigener Verlauf</w:t>
+              <w:t xml:space="preserve">eigene Lieferungen, [für alle freigegebene offene Aufträge, falls „Fahrer dürfen offene Aufträge übernehmen“ eingeschaltet ist,] eigener Verlauf</w:t>
             </w:r>
           </w:p>
         </w:tc>
@@ -874,7 +874,7 @@
         <w:pStyle w:val="BodyText"/>
       </w:pPr>
       <w:r>
-        <w:t xml:space="preserve">(2) Änderungen am Rollenkonzept, der Export von Daten und die Freigabe von Support-Zugriffen werden protokolliert. Der Betriebsrat kann das Protokoll [quartalsweise / jederzeit nach Anmeldung] einsehen.</w:t>
+        <w:t xml:space="preserve">(2) Im Protokoll stehen insbesondere Anmeldungen und Fehlversuche, das Ein- und Ausschalten der Zwei-Faktor-Anmeldung, das Anlegen, Ändern (auch der Rolle), Sperren und Löschen von Zugängen, jeder Export (ZIP, JSON, Lieferliste und Berichte als CSV) und die Freigabe von Support-Zugriffen, jeweils mit Zeitpunkt, Person und IP-Adresse. Der Betriebsrat kann das Protokoll [quartalsweise / jederzeit nach Anmeldung] einsehen; der Admin zeigt dazu die neuesten Einträge in den Einstellungen oder das vollständige Protokoll aus dem Datenexport.</w:t>
       </w:r>
     </w:p>
     <w:p>
@@ -900,7 +900,7 @@
         <w:pStyle w:val="FirstParagraph"/>
       </w:pPr>
       <w:r>
-        <w:t xml:space="preserve">(1) Es gelten folgende Löschfristen, die in der Plattform eingestellt sind:</w:t>
+        <w:t xml:space="preserve">(1) Es gelten folgende Löschfristen. Die Frist für Lieferungen stellt der Arbeitgeber in der Plattform ein; die übrigen Fristen sind in der Plattform fest vorgegeben bzw. werden organisatorisch umgesetzt:</w:t>
       </w:r>
     </w:p>
     <w:tbl>
@@ -964,7 +964,7 @@
               <w:jc w:val="left"/>
             </w:pPr>
             <w:r>
-              <w:t xml:space="preserve">[3] Jahre nach Ende des Kalenderjahres der Zustellung [bzw. 8 Jahre, soweit Buchungsbelege]</w:t>
+              <w:t xml:space="preserve">[3] Jahre nach der Zustellung bzw. Stornierung der Lieferung (Einstellung „Lieferscheine aufbewahren (Jahre)“, 1 bis 10 Jahre) [; Unterlagen, die Buchungsbelege sind, archiviert der Arbeitgeber vorher außerhalb der Plattform]</w:t>
             </w:r>
           </w:p>
         </w:tc>
@@ -990,7 +990,7 @@
               <w:jc w:val="left"/>
             </w:pPr>
             <w:r>
-              <w:t xml:space="preserve">[90] Tage nach Zustellung</w:t>
+              <w:t xml:space="preserve">90 Tage nach der Meldung (fest)</w:t>
             </w:r>
           </w:p>
         </w:tc>
@@ -1016,7 +1016,7 @@
               <w:jc w:val="left"/>
             </w:pPr>
             <w:r>
-              <w:t xml:space="preserve">[3] Monate nach Deaktivierung des Zugangs; der Name bleibt in gespeicherten Lieferungen bis zu deren Löschung</w:t>
+              <w:t xml:space="preserve">Der Arbeitgeber löscht den Zugang spätestens [3] Monate nach dem Ausscheiden; die Plattform ersetzt dabei den Namen durch „Gelöschter Nutzer“ und löscht Kontaktdaten, PIN bzw. Passwort, Einladungslink und Mitteilungen; gespeicherte Lieferungen bleiben bis zu ihrer Löschung erhalten</w:t>
             </w:r>
           </w:p>
         </w:tc>
@@ -1042,7 +1042,7 @@
               <w:jc w:val="left"/>
             </w:pPr>
             <w:r>
-              <w:t xml:space="preserve">[90] Tage</w:t>
+              <w:t xml:space="preserve">90 Tage (fest)</w:t>
             </w:r>
           </w:p>
         </w:tc>
@@ -1068,7 +1068,7 @@
               <w:jc w:val="left"/>
             </w:pPr>
             <w:r>
-              <w:t xml:space="preserve">[12] Monate</w:t>
+              <w:t xml:space="preserve">3 Jahre; IP-Adressen darin 90 Tage (fest)</w:t>
             </w:r>
           </w:p>
         </w:tc>
@@ -1079,177 +1079,7 @@
         <w:pStyle w:val="BodyText"/>
       </w:pPr>
       <w:r>
-        <w:t xml:space="preserve">(2) Eine längere Speicherung einzelner Lieferungen ist nur bei einem konkreten Streitfall zulässig und endet mit dessen Erledigung. Der Arbeitgeber dokumentiert die Ausnahmen.</w:t>
-      </w:r>
-    </w:p>
-    <w:bookmarkEnd w:id="27"/>
-    <w:bookmarkStart w:id="28" w:name="X2c7b0b3622059b73bb4763b056f4a4bbfa08bbf"/>
-    <w:p>
-      <w:pPr>
-        <w:pStyle w:val="Heading2"/>
-      </w:pPr>
-      <w:r>
-        <w:t xml:space="preserve">§ 8 Endgeräte</w:t>
-      </w:r>
-    </w:p>
-    <w:p>
-      <w:pPr>
-        <w:pStyle w:val="FirstParagraph"/>
-      </w:pPr>
-      <w:r>
-        <w:t xml:space="preserve">(1) [Alternative A: Der Arbeitgeber stellt allen Fahrern Dienstgeräte zur Verfügung. Eine Mobilgeräteverwaltung (MDM) wird [nicht] eingesetzt; ein Einsatz bedarf einer gesonderten Vereinbarung.]</w:t>
-      </w:r>
-    </w:p>
-    <w:p>
-      <w:pPr>
-        <w:pStyle w:val="BodyText"/>
-      </w:pPr>
-      <w:r>
-        <w:t xml:space="preserve">(2) [Alternative B: Die Nutzung privater Geräte ist freiwillig. Wer kein privates Gerät nutzen möchte, erhält ein Dienstgerät. Für die Nutzung privater Geräte erhalten die Beschäftigten [Pauschale/Erstattung]. Der Arbeitgeber greift nicht auf private Inhalte zu.]</w:t>
-      </w:r>
-    </w:p>
-    <w:p>
-      <w:pPr>
-        <w:pStyle w:val="BodyText"/>
-      </w:pPr>
-      <w:r>
-        <w:t xml:space="preserve">(3) Halterungen werden vom Arbeitgeber in allen Fahrzeugen bereitgestellt.</w:t>
-      </w:r>
-    </w:p>
-    <w:bookmarkEnd w:id="28"/>
-    <w:bookmarkStart w:id="29" w:name="X89acd9d4f6c93c62e9749baedb2178119fe2949"/>
-    <w:p>
-      <w:pPr>
-        <w:pStyle w:val="Heading2"/>
-      </w:pPr>
-      <w:r>
-        <w:t xml:space="preserve">§ 9 Schulung und Information</w:t>
-      </w:r>
-    </w:p>
-    <w:p>
-      <w:pPr>
-        <w:pStyle w:val="FirstParagraph"/>
-      </w:pPr>
-      <w:r>
-        <w:t xml:space="preserve">(1) Vor der ersten Nutzung erhalten alle Fahrer eine Einweisung von mindestens [30] Minuten während der Arbeitszeit, insbesondere zu den Nutzungsbedingungen für Fahrer, zur Regel „Bedienung nur im Stand mit ausgeschaltetem Motor“ (§ 23 Abs. 1a und 1b StVO), zur Offline-Funktion und zu ihren Datenschutzrechten.</w:t>
-      </w:r>
-    </w:p>
-    <w:p>
-      <w:pPr>
-        <w:pStyle w:val="BodyText"/>
-      </w:pPr>
-      <w:r>
-        <w:t xml:space="preserve">(2) Die Beschäftigten erhalten die Datenschutzhinweise für Fahrer und die Nutzungsbedingungen in einer für sie verständlichen Sprache (die App ist in Deutsch, Englisch, Polnisch, Rumänisch, Türkisch, Russisch und Ukrainisch verfügbar).</w:t>
-      </w:r>
-    </w:p>
-    <w:p>
-      <w:pPr>
-        <w:pStyle w:val="BodyText"/>
-      </w:pPr>
-      <w:r>
-        <w:t xml:space="preserve">(3) Disponenten und Admins werden zusätzlich zu den Grenzen dieser Vereinbarung geschult, insbesondere zu § 4 und § 5.</w:t>
-      </w:r>
-    </w:p>
-    <w:bookmarkEnd w:id="29"/>
-    <w:bookmarkStart w:id="30" w:name="X62d423415b3d84ef3e22cd1c670aaffce67b210"/>
-    <w:p>
-      <w:pPr>
-        <w:pStyle w:val="Heading2"/>
-      </w:pPr>
-      <w:r>
-        <w:t xml:space="preserve">§ 10 Rechte des Betriebsrats</w:t>
-      </w:r>
-    </w:p>
-    <w:p>
-      <w:pPr>
-        <w:pStyle w:val="FirstParagraph"/>
-      </w:pPr>
-      <w:r>
-        <w:t xml:space="preserve">(1) Der Betriebsrat wird über alle geplanten Änderungen an der App, die Einstellungen des Mandanten, neue Funktionen, Schnittstellen zu anderen Systemen und Änderungen der Unterauftragsverarbeiter rechtzeitig und umfassend unterrichtet (§ 80 Abs. 2, § 90 BetrVG).</w:t>
-      </w:r>
-    </w:p>
-    <w:p>
-      <w:pPr>
-        <w:pStyle w:val="BodyText"/>
-      </w:pPr>
-      <w:r>
-        <w:t xml:space="preserve">(2) Änderungen und Erweiterungen, die die Mitbestimmungsrechte berühren, insbesondere das Einschalten der Standortfunktion, personenbezogene Berichte, neue Auswertungen, Schnittstellen (z. B. REST-API zu einem Transportmanagementsystem) und künftige Funktionen wie Arbeitszeit- oder Spesenerfassung, bedürfen der vorherigen Zustimmung des Betriebsrats und werden in Anlage 1 und 2 nachgetragen.</w:t>
-      </w:r>
-    </w:p>
-    <w:p>
-      <w:pPr>
-        <w:pStyle w:val="BodyText"/>
-      </w:pPr>
-      <w:r>
-        <w:t xml:space="preserve">(3) Der Betriebsrat kann die Einhaltung dieser Vereinbarung kontrollieren. Er erhält dazu nach Absprache Einsicht in die Einstellungen und das Protokoll und kann Stichproben verlangen. Er kann nach § 80 Abs. 3 BetrVG einen Sachverständigen hinzuziehen; die Kosten trägt der Arbeitgeber im gesetzlichen Rahmen.</w:t>
-      </w:r>
-    </w:p>
-    <w:p>
-      <w:pPr>
-        <w:pStyle w:val="BodyText"/>
-      </w:pPr>
-      <w:r>
-        <w:t xml:space="preserve">(4) Der Arbeitgeber benennt dem Betriebsrat einen Ansprechpartner für die App: [Name, Funktion].</w:t>
-      </w:r>
-    </w:p>
-    <w:bookmarkEnd w:id="30"/>
-    <w:bookmarkStart w:id="31" w:name="X5a89d481379cabb9d8b2b8a479d0d929feee69a"/>
-    <w:p>
-      <w:pPr>
-        <w:pStyle w:val="Heading2"/>
-      </w:pPr>
-      <w:r>
-        <w:t xml:space="preserve">§ 11 Rechte der Beschäftigten</w:t>
-      </w:r>
-    </w:p>
-    <w:p>
-      <w:pPr>
-        <w:pStyle w:val="FirstParagraph"/>
-      </w:pPr>
-      <w:r>
-        <w:t xml:space="preserve">(1) Die Rechte der Beschäftigten nach der DSGVO, insbesondere auf Auskunft, Berichtigung und Löschung, bleiben unberührt. Auskunftsersuchen werden innerhalb eines Monats beantwortet.</w:t>
-      </w:r>
-    </w:p>
-    <w:p>
-      <w:pPr>
-        <w:pStyle w:val="BodyText"/>
-      </w:pPr>
-      <w:r>
-        <w:t xml:space="preserve">(2) Beschäftigte können sich bei Fragen oder Beschwerden an den Betriebsrat, den Datenschutzbeauftragten ([Name, E-Mail]) oder die zuständige Aufsichtsbehörde wenden. Daraus dürfen ihnen keine Nachteile entstehen.</w:t>
-      </w:r>
-    </w:p>
-    <w:bookmarkEnd w:id="31"/>
-    <w:bookmarkStart w:id="32" w:name="Xde77a169a5d4af5c6dc02b13d32a13c743f9610"/>
-    <w:p>
-      <w:pPr>
-        <w:pStyle w:val="Heading2"/>
-      </w:pPr>
-      <w:r>
-        <w:t xml:space="preserve">§ 12 Datenschutz</w:t>
-      </w:r>
-    </w:p>
-    <w:p>
-      <w:pPr>
-        <w:pStyle w:val="FirstParagraph"/>
-      </w:pPr>
-      <w:r>
-        <w:t xml:space="preserve">(1) Rechtsgrundlagen der Verarbeitung sind Art. 6 Abs. 1 lit. b, c und f DSGVO sowie diese Vereinbarung als Kollektivvereinbarung im Sinne des Art. 88 Abs. 1 DSGVO und § 26 Abs. 4 BDSG. Für den Zugriff auf den Gerätestandort gilt § 25 Abs. 1 TDDDG (Einwilligung).</w:t>
-      </w:r>
-    </w:p>
-    <w:p>
-      <w:pPr>
-        <w:pStyle w:val="BodyText"/>
-      </w:pPr>
-      <w:r>
-        <w:t xml:space="preserve">(2) Die Vereinbarung trifft nach Art. 88 Abs. 2 DSGVO angemessene und besondere Maßnahmen zur Wahrung der menschlichen Würde, der berechtigten Interessen und der Grundrechte der Beschäftigten, insbesondere durch Zweckbindung (§ 2), Verbot der Dauerortung (§ 4), Verbot der Leistungs- und Verhaltenskontrolle (§ 5), Zugriffsbeschränkung (§ 6), kurze Löschfristen (§ 7) und Transparenz (§ 9).</w:t>
-      </w:r>
-    </w:p>
-    <w:p>
-      <w:pPr>
-        <w:pStyle w:val="BodyText"/>
-      </w:pPr>
-      <w:r>
-        <w:t xml:space="preserve">(3) Der Arbeitgeber prüft, ob eine Datenschutz-Folgenabschätzung erforderlich ist, und stellt sie dem Betriebsrat zur Verfügung.</w:t>
+        <w:t xml:space="preserve">(2) Eine längere Speicherung einzelner Lieferungen ist nur bei einem konkreten Streitfall zulässig und endet mit dessen Erledigung. Die Plattform kann einzelne Lieferungen nicht von der Löschung ausnehmen; der Arbeitgeber sichert die betroffene Lieferung dazu vor Ablauf der Frist per Export und löscht die Kopie nach Erledigung. Der Arbeitgeber dokumentiert die Ausnahmen.</w:t>
       </w:r>
     </w:p>
     <w:p>
@@ -1267,6 +1097,215 @@
         <w:t xml:space="preserve"> </w:t>
       </w:r>
       <w:r>
+        <w:t xml:space="preserve">Die Plattform speichert das Protokoll fest drei Jahre (</w:t>
+      </w:r>
+      <w:r>
+        <w:rPr>
+          <w:rStyle w:val="VerbatimChar"/>
+        </w:rPr>
+        <w:t xml:space="preserve">core/engine.js</w:t>
+      </w:r>
+      <w:r>
+        <w:t xml:space="preserve">,</w:t>
+      </w:r>
+      <w:r>
+        <w:t xml:space="preserve"> </w:t>
+      </w:r>
+      <w:r>
+        <w:rPr>
+          <w:rStyle w:val="VerbatimChar"/>
+        </w:rPr>
+        <w:t xml:space="preserve">purgeExpired</w:t>
+      </w:r>
+      <w:r>
+        <w:t xml:space="preserve">). Eine kürzere Frist, wie sie Betriebsräte häufig verlangen, lässt sich in der Plattform nicht einstellen. Ob drei Jahre für ein Protokoll mit Beschäftigtendaten erforderlich und verhältnismäßig sind (Art. 5 Abs. 1 lit. c und e DSGVO), ist zu prüfen.</w:t>
+      </w:r>
+    </w:p>
+    <w:bookmarkEnd w:id="27"/>
+    <w:bookmarkStart w:id="28" w:name="X2c7b0b3622059b73bb4763b056f4a4bbfa08bbf"/>
+    <w:p>
+      <w:pPr>
+        <w:pStyle w:val="Heading2"/>
+      </w:pPr>
+      <w:r>
+        <w:t xml:space="preserve">§ 8 Endgeräte</w:t>
+      </w:r>
+    </w:p>
+    <w:p>
+      <w:pPr>
+        <w:pStyle w:val="FirstParagraph"/>
+      </w:pPr>
+      <w:r>
+        <w:t xml:space="preserve">(1) [Alternative A: Der Arbeitgeber stellt allen Fahrern Dienstgeräte zur Verfügung. Eine Mobilgeräteverwaltung (MDM) wird [nicht] eingesetzt; ein Einsatz bedarf einer gesonderten Vereinbarung.]</w:t>
+      </w:r>
+    </w:p>
+    <w:p>
+      <w:pPr>
+        <w:pStyle w:val="BodyText"/>
+      </w:pPr>
+      <w:r>
+        <w:t xml:space="preserve">(2) [Alternative B: Die Nutzung privater Geräte ist freiwillig. Wer kein privates Gerät nutzen möchte, erhält ein Dienstgerät. Für die Nutzung privater Geräte erhalten die Beschäftigten [Pauschale/Erstattung]. Der Arbeitgeber greift nicht auf private Inhalte zu.]</w:t>
+      </w:r>
+    </w:p>
+    <w:p>
+      <w:pPr>
+        <w:pStyle w:val="BodyText"/>
+      </w:pPr>
+      <w:r>
+        <w:t xml:space="preserve">(3) Halterungen werden vom Arbeitgeber in allen Fahrzeugen bereitgestellt.</w:t>
+      </w:r>
+    </w:p>
+    <w:bookmarkEnd w:id="28"/>
+    <w:bookmarkStart w:id="29" w:name="X89acd9d4f6c93c62e9749baedb2178119fe2949"/>
+    <w:p>
+      <w:pPr>
+        <w:pStyle w:val="Heading2"/>
+      </w:pPr>
+      <w:r>
+        <w:t xml:space="preserve">§ 9 Schulung und Information</w:t>
+      </w:r>
+    </w:p>
+    <w:p>
+      <w:pPr>
+        <w:pStyle w:val="FirstParagraph"/>
+      </w:pPr>
+      <w:r>
+        <w:t xml:space="preserve">(1) Vor der ersten Nutzung erhalten alle Fahrer eine Einweisung von mindestens [30] Minuten während der Arbeitszeit, insbesondere zu den Nutzungsbedingungen für Fahrer, zur Regel „Bedienung nur im Stand mit ausgeschaltetem Motor“ (§ 23 Abs. 1a und 1b StVO), zur Offline-Funktion und zu ihren Datenschutzrechten.</w:t>
+      </w:r>
+    </w:p>
+    <w:p>
+      <w:pPr>
+        <w:pStyle w:val="BodyText"/>
+      </w:pPr>
+      <w:r>
+        <w:t xml:space="preserve">(2) Die Beschäftigten erhalten die Datenschutzhinweise für Fahrer und die Nutzungsbedingungen in einer für sie verständlichen Sprache (die Fahrer-App ist in Deutsch, Englisch, Polnisch, Rumänisch, Tschechisch, Türkisch, Russisch und Ukrainisch verfügbar).</w:t>
+      </w:r>
+    </w:p>
+    <w:p>
+      <w:pPr>
+        <w:pStyle w:val="BodyText"/>
+      </w:pPr>
+      <w:r>
+        <w:t xml:space="preserve">(3) Disponenten und Admins werden zusätzlich zu den Grenzen dieser Vereinbarung geschult, insbesondere zu § 4 und § 5.</w:t>
+      </w:r>
+    </w:p>
+    <w:bookmarkEnd w:id="29"/>
+    <w:bookmarkStart w:id="30" w:name="X62d423415b3d84ef3e22cd1c670aaffce67b210"/>
+    <w:p>
+      <w:pPr>
+        <w:pStyle w:val="Heading2"/>
+      </w:pPr>
+      <w:r>
+        <w:t xml:space="preserve">§ 10 Rechte des Betriebsrats</w:t>
+      </w:r>
+    </w:p>
+    <w:p>
+      <w:pPr>
+        <w:pStyle w:val="FirstParagraph"/>
+      </w:pPr>
+      <w:r>
+        <w:t xml:space="preserve">(1) Der Betriebsrat wird über alle geplanten Änderungen an der App, die Einstellungen des Mandanten, neue Funktionen, Schnittstellen zu anderen Systemen und Änderungen der Unterauftragsverarbeiter rechtzeitig und umfassend unterrichtet (§ 80 Abs. 2, § 90 BetrVG).</w:t>
+      </w:r>
+    </w:p>
+    <w:p>
+      <w:pPr>
+        <w:pStyle w:val="BodyText"/>
+      </w:pPr>
+      <w:r>
+        <w:t xml:space="preserve">(2) Änderungen und Erweiterungen, die die Mitbestimmungsrechte berühren, insbesondere das Einschalten der Standortfunktion, personenbezogene Berichte, neue Auswertungen, Schnittstellen (z. B. REST-API zu einem Transportmanagementsystem) und künftige Funktionen wie Arbeitszeit- oder Spesenerfassung, bedürfen der vorherigen Zustimmung des Betriebsrats und werden in Anlage 1 und 2 nachgetragen.</w:t>
+      </w:r>
+    </w:p>
+    <w:p>
+      <w:pPr>
+        <w:pStyle w:val="BodyText"/>
+      </w:pPr>
+      <w:r>
+        <w:t xml:space="preserve">(3) Der Betriebsrat kann die Einhaltung dieser Vereinbarung kontrollieren. Er erhält dazu nach Absprache Einsicht in die Einstellungen und das Protokoll und kann Stichproben verlangen. Er kann nach § 80 Abs. 3 BetrVG einen Sachverständigen hinzuziehen; die Kosten trägt der Arbeitgeber im gesetzlichen Rahmen.</w:t>
+      </w:r>
+    </w:p>
+    <w:p>
+      <w:pPr>
+        <w:pStyle w:val="BodyText"/>
+      </w:pPr>
+      <w:r>
+        <w:t xml:space="preserve">(4) Der Arbeitgeber benennt dem Betriebsrat einen Ansprechpartner für die App: [Name, Funktion].</w:t>
+      </w:r>
+    </w:p>
+    <w:bookmarkEnd w:id="30"/>
+    <w:bookmarkStart w:id="31" w:name="X5a89d481379cabb9d8b2b8a479d0d929feee69a"/>
+    <w:p>
+      <w:pPr>
+        <w:pStyle w:val="Heading2"/>
+      </w:pPr>
+      <w:r>
+        <w:t xml:space="preserve">§ 11 Rechte der Beschäftigten</w:t>
+      </w:r>
+    </w:p>
+    <w:p>
+      <w:pPr>
+        <w:pStyle w:val="FirstParagraph"/>
+      </w:pPr>
+      <w:r>
+        <w:t xml:space="preserve">(1) Die Rechte der Beschäftigten nach der DSGVO, insbesondere auf Auskunft, Berichtigung und Löschung, bleiben unberührt. Auskunftsersuchen werden innerhalb eines Monats beantwortet.</w:t>
+      </w:r>
+    </w:p>
+    <w:p>
+      <w:pPr>
+        <w:pStyle w:val="BodyText"/>
+      </w:pPr>
+      <w:r>
+        <w:t xml:space="preserve">(2) Beschäftigte können sich bei Fragen oder Beschwerden an den Betriebsrat, den Datenschutzbeauftragten ([Name, E-Mail]) oder die zuständige Aufsichtsbehörde wenden. Daraus dürfen ihnen keine Nachteile entstehen.</w:t>
+      </w:r>
+    </w:p>
+    <w:bookmarkEnd w:id="31"/>
+    <w:bookmarkStart w:id="32" w:name="Xde77a169a5d4af5c6dc02b13d32a13c743f9610"/>
+    <w:p>
+      <w:pPr>
+        <w:pStyle w:val="Heading2"/>
+      </w:pPr>
+      <w:r>
+        <w:t xml:space="preserve">§ 12 Datenschutz</w:t>
+      </w:r>
+    </w:p>
+    <w:p>
+      <w:pPr>
+        <w:pStyle w:val="FirstParagraph"/>
+      </w:pPr>
+      <w:r>
+        <w:t xml:space="preserve">(1) Rechtsgrundlagen der Verarbeitung sind Art. 6 Abs. 1 lit. b, c und f DSGVO sowie diese Vereinbarung als Kollektivvereinbarung im Sinne des Art. 88 Abs. 1 DSGVO und § 26 Abs. 4 BDSG. Für den Zugriff auf den Gerätestandort gilt § 25 Abs. 1 TDDDG (Einwilligung).</w:t>
+      </w:r>
+    </w:p>
+    <w:p>
+      <w:pPr>
+        <w:pStyle w:val="BodyText"/>
+      </w:pPr>
+      <w:r>
+        <w:t xml:space="preserve">(2) Die Vereinbarung trifft nach Art. 88 Abs. 2 DSGVO angemessene und besondere Maßnahmen zur Wahrung der menschlichen Würde, der berechtigten Interessen und der Grundrechte der Beschäftigten, insbesondere durch Zweckbindung (§ 2), Verbot der Dauerortung (§ 4), Verbot der Leistungs- und Verhaltenskontrolle (§ 5), Zugriffsbeschränkung (§ 6), kurze Löschfristen (§ 7) und Transparenz (§ 9).</w:t>
+      </w:r>
+    </w:p>
+    <w:p>
+      <w:pPr>
+        <w:pStyle w:val="BodyText"/>
+      </w:pPr>
+      <w:r>
+        <w:t xml:space="preserve">(3) Der Arbeitgeber prüft, ob eine Datenschutz-Folgenabschätzung erforderlich ist, und stellt sie dem Betriebsrat zur Verfügung.</w:t>
+      </w:r>
+    </w:p>
+    <w:p>
+      <w:pPr>
+        <w:pStyle w:val="BlockText"/>
+      </w:pPr>
+      <w:r>
+        <w:rPr>
+          <w:bCs/>
+          <w:b/>
+        </w:rPr>
+        <w:t xml:space="preserve">Prüfhinweis:</w:t>
+      </w:r>
+      <w:r>
+        <w:t xml:space="preserve"> </w:t>
+      </w:r>
+      <w:r>
         <w:t xml:space="preserve">Nach EuGH C-34/21 (30.03.2023) genügt eine bloße Wiederholung der DSGVO-Grundsätze nicht den Anforderungen des Art. 88 Abs. 2 DSGVO. Nach EuGH C-65/23 müssen Betriebsvereinbarungen zudem die allgemeinen Anforderungen der DSGVO (Art. 5, 6, 9) erfüllen und sind gerichtlich voll überprüfbar. Ein Beschäftigtendatengesetz war am 16.10.2026 nicht beschlossen (Referentenentwurf vom 08.10.2024). Die DSK-Liste der Verarbeitungen, für die eine DSFA erforderlich ist, ist für Standortdaten von Beschäftigten zu prüfen.</w:t>
       </w:r>
     </w:p>
@@ -1400,7 +1439,7 @@
         <w:t xml:space="preserve"> </w:t>
       </w:r>
       <w:r>
-        <w:t xml:space="preserve">Systembeschreibung, Funktionen, Datenkatalog und gewählte Einstellungen (Grundlage: Leistungsbeschreibung LADEKLAR Teil A und AVV Anlage 1; Einstellungen: Fahrer wählt Fahrzeug [ja/nein], offene Touren [ja/nein], Fotopflicht [ja/nein], Unterschrift [ja/nein], Ankunftserfassung [ja/nein], Palettentausch [ja/nein], Fahrsperre [ja/nein], Standort beim Statuswechsel [ja/nein], Löschfristen [Werte])</w:t>
+        <w:t xml:space="preserve">Systembeschreibung, Funktionen, Datenkatalog und gewählte Einstellungen (Grundlage: Leistungsbeschreibung LADEKLAR Teil A und AVV Anlage 1; Einstellungen: Fahrer wählt Fahrzeug [ja/nein], offene Touren [ja/nein], Fotopflicht [ja/nein], Unterschrift [ja/nein], Ankunftserfassung [ja/nein], Palettentausch [ja/nein], Fahrsperre [ja/nein], Standort beim Statuswechsel [ja/nein], Auswertungen je Fahrer [ja/nein], Aufbewahrung der Lieferungen [Jahre])</w:t>
       </w:r>
     </w:p>
     <w:p>
